--- a/docs/user-manuals/CipherContact - Role Manual Index.docx
+++ b/docs/user-manuals/CipherContact - Role Manual Index.docx
@@ -1113,7 +1113,7 @@
                 <w:color w:val="111815"/>
                 <w:sz w:val="18"/>
               </w:rPr>
-              <w:t>Full business campaign workflow, workforce, teams, reports, audit, export</w:t>
+              <w:t>Full business campaign workflow, workforce, teams, reports, audit, export, standard call-outcome policy, attempt-review queue</w:t>
             </w:r>
           </w:p>
         </w:tc>
@@ -1195,7 +1195,7 @@
                 <w:color w:val="111815"/>
                 <w:sz w:val="18"/>
               </w:rPr>
-              <w:t>Scoped campaign preparation, imports, outcomes, staffing, pause, reports, workforce</w:t>
+              <w:t>Scoped campaign preparation, imports, outcomes, staffing, pause, reports, workforce, attempt-review queue</w:t>
             </w:r>
           </w:p>
         </w:tc>
@@ -1360,7 +1360,7 @@
                 <w:color w:val="111815"/>
                 <w:sz w:val="18"/>
               </w:rPr>
-              <w:t>Secure next contact, outcome, notes, callback, DNC, release</w:t>
+              <w:t>Secure next contact, outcome, notes, callback, DNC, release, optional private progress and badges</w:t>
             </w:r>
           </w:p>
         </w:tc>
